--- a/chapters/02/core/AIHE-A04/supp/AIHE-Y/docx/AIHE-Y_template.docx
+++ b/chapters/02/core/AIHE-A04/supp/AIHE-Y/docx/AIHE-Y_template.docx
@@ -5,7 +5,7 @@
     <w:p>
       <w:pPr>
         <w:pStyle w:val="Title"/>
-        <w:jc w:val="center"/>
+        <w:jc w:val="centre"/>
       </w:pPr>
       <w:r>
         <w:rPr>
@@ -27,7 +27,7 @@
     </w:p>
     <w:p>
       <w:pPr>
-        <w:jc w:val="center"/>
+        <w:jc w:val="centre"/>
       </w:pPr>
       <w:r>
         <w:rPr>
@@ -41,7 +41,7 @@
       <w:tblPr>
         <w:tblStyle w:val="TableGrid"/>
         <w:tblW w:type="auto" w:w="0"/>
-        <w:jc w:val="center"/>
+        <w:jc w:val="centre"/>
         <w:tblLook w:firstColumn="1" w:firstRow="1" w:lastColumn="0" w:lastRow="0" w:noHBand="0" w:noVBand="1" w:val="04A0"/>
       </w:tblPr>
       <w:tblGrid>
@@ -110,7 +110,7 @@
               <w:bottom w:w="80" w:type="dxa"/>
               <w:end w:w="80" w:type="dxa"/>
             </w:tcMar>
-            <w:vAlign w:val="center"/>
+            <w:vAlign w:val="centre"/>
           </w:tcPr>
           <w:p>
             <w:pPr>
@@ -184,7 +184,7 @@
               <w:bottom w:w="80" w:type="dxa"/>
               <w:end w:w="80" w:type="dxa"/>
             </w:tcMar>
-            <w:vAlign w:val="center"/>
+            <w:vAlign w:val="centre"/>
           </w:tcPr>
           <w:p>
             <w:pPr>
@@ -252,14 +252,14 @@
     </w:p>
     <w:p>
       <w:r>
-        <w:t>Complete the fields with the multidisciplinary team. Record evidence sources, assumptions, limitations, owners, dates, and decision thresholds. Use synthetic or appropriately governed data only. The worked example is fictional and is provided for teaching.</w:t>
+        <w:t>Complete the fields with the multidisciplinary team. Record evidence sources, assumptions, limitations, owners, dates, and decision thresholds. Use synthetic or appropriately governed data only. The worked example is fictional and is provided as a synthetic demonstration.</w:t>
       </w:r>
     </w:p>
     <w:tbl>
       <w:tblPr>
         <w:tblStyle w:val="TableGrid"/>
         <w:tblW w:type="auto" w:w="0"/>
-        <w:jc w:val="center"/>
+        <w:jc w:val="centre"/>
         <w:tblLook w:firstColumn="1" w:firstRow="1" w:lastColumn="0" w:lastRow="0" w:noHBand="0" w:noVBand="1" w:val="04A0"/>
       </w:tblPr>
       <w:tblGrid>
@@ -275,7 +275,7 @@
         <w:tc>
           <w:tcPr>
             <w:tcW w:type="dxa" w:w="2592"/>
-            <w:vAlign w:val="center"/>
+            <w:vAlign w:val="centre"/>
             <w:tcMar>
               <w:top w:w="80" w:type="dxa"/>
               <w:start w:w="80" w:type="dxa"/>
@@ -296,7 +296,7 @@
         <w:tc>
           <w:tcPr>
             <w:tcW w:type="dxa" w:w="2592"/>
-            <w:vAlign w:val="center"/>
+            <w:vAlign w:val="centre"/>
             <w:tcMar>
               <w:top w:w="80" w:type="dxa"/>
               <w:start w:w="80" w:type="dxa"/>
@@ -317,7 +317,7 @@
         <w:tc>
           <w:tcPr>
             <w:tcW w:type="dxa" w:w="2592"/>
-            <w:vAlign w:val="center"/>
+            <w:vAlign w:val="centre"/>
             <w:tcMar>
               <w:top w:w="80" w:type="dxa"/>
               <w:start w:w="80" w:type="dxa"/>
@@ -338,7 +338,7 @@
         <w:tc>
           <w:tcPr>
             <w:tcW w:type="dxa" w:w="2592"/>
-            <w:vAlign w:val="center"/>
+            <w:vAlign w:val="centre"/>
             <w:tcMar>
               <w:top w:w="80" w:type="dxa"/>
               <w:start w:w="80" w:type="dxa"/>
@@ -361,7 +361,7 @@
         <w:tc>
           <w:tcPr>
             <w:tcW w:type="dxa" w:w="2592"/>
-            <w:vAlign w:val="center"/>
+            <w:vAlign w:val="centre"/>
             <w:tcMar>
               <w:top w:w="80" w:type="dxa"/>
               <w:start w:w="80" w:type="dxa"/>
@@ -378,7 +378,7 @@
         <w:tc>
           <w:tcPr>
             <w:tcW w:type="dxa" w:w="2592"/>
-            <w:vAlign w:val="center"/>
+            <w:vAlign w:val="centre"/>
             <w:tcMar>
               <w:top w:w="80" w:type="dxa"/>
               <w:start w:w="80" w:type="dxa"/>
@@ -405,7 +405,7 @@
         <w:tc>
           <w:tcPr>
             <w:tcW w:type="dxa" w:w="2592"/>
-            <w:vAlign w:val="center"/>
+            <w:vAlign w:val="centre"/>
             <w:tcMar>
               <w:top w:w="80" w:type="dxa"/>
               <w:start w:w="80" w:type="dxa"/>
@@ -432,7 +432,7 @@
         <w:tc>
           <w:tcPr>
             <w:tcW w:type="dxa" w:w="2592"/>
-            <w:vAlign w:val="center"/>
+            <w:vAlign w:val="centre"/>
             <w:tcMar>
               <w:top w:w="80" w:type="dxa"/>
               <w:start w:w="80" w:type="dxa"/>
@@ -461,7 +461,7 @@
         <w:tc>
           <w:tcPr>
             <w:tcW w:type="dxa" w:w="2592"/>
-            <w:vAlign w:val="center"/>
+            <w:vAlign w:val="centre"/>
             <w:tcMar>
               <w:top w:w="80" w:type="dxa"/>
               <w:start w:w="80" w:type="dxa"/>
@@ -478,7 +478,7 @@
         <w:tc>
           <w:tcPr>
             <w:tcW w:type="dxa" w:w="2592"/>
-            <w:vAlign w:val="center"/>
+            <w:vAlign w:val="centre"/>
             <w:tcMar>
               <w:top w:w="80" w:type="dxa"/>
               <w:start w:w="80" w:type="dxa"/>
@@ -505,7 +505,7 @@
         <w:tc>
           <w:tcPr>
             <w:tcW w:type="dxa" w:w="2592"/>
-            <w:vAlign w:val="center"/>
+            <w:vAlign w:val="centre"/>
             <w:tcMar>
               <w:top w:w="80" w:type="dxa"/>
               <w:start w:w="80" w:type="dxa"/>
@@ -532,7 +532,7 @@
         <w:tc>
           <w:tcPr>
             <w:tcW w:type="dxa" w:w="2592"/>
-            <w:vAlign w:val="center"/>
+            <w:vAlign w:val="centre"/>
             <w:tcMar>
               <w:top w:w="80" w:type="dxa"/>
               <w:start w:w="80" w:type="dxa"/>
@@ -561,7 +561,7 @@
         <w:tc>
           <w:tcPr>
             <w:tcW w:type="dxa" w:w="2592"/>
-            <w:vAlign w:val="center"/>
+            <w:vAlign w:val="centre"/>
             <w:tcMar>
               <w:top w:w="80" w:type="dxa"/>
               <w:start w:w="80" w:type="dxa"/>
@@ -578,7 +578,7 @@
         <w:tc>
           <w:tcPr>
             <w:tcW w:type="dxa" w:w="2592"/>
-            <w:vAlign w:val="center"/>
+            <w:vAlign w:val="centre"/>
             <w:tcMar>
               <w:top w:w="80" w:type="dxa"/>
               <w:start w:w="80" w:type="dxa"/>
@@ -605,7 +605,7 @@
         <w:tc>
           <w:tcPr>
             <w:tcW w:type="dxa" w:w="2592"/>
-            <w:vAlign w:val="center"/>
+            <w:vAlign w:val="centre"/>
             <w:tcMar>
               <w:top w:w="80" w:type="dxa"/>
               <w:start w:w="80" w:type="dxa"/>
@@ -632,7 +632,7 @@
         <w:tc>
           <w:tcPr>
             <w:tcW w:type="dxa" w:w="2592"/>
-            <w:vAlign w:val="center"/>
+            <w:vAlign w:val="centre"/>
             <w:tcMar>
               <w:top w:w="80" w:type="dxa"/>
               <w:start w:w="80" w:type="dxa"/>
@@ -661,7 +661,7 @@
         <w:tc>
           <w:tcPr>
             <w:tcW w:type="dxa" w:w="2592"/>
-            <w:vAlign w:val="center"/>
+            <w:vAlign w:val="centre"/>
             <w:tcMar>
               <w:top w:w="80" w:type="dxa"/>
               <w:start w:w="80" w:type="dxa"/>
@@ -678,7 +678,7 @@
         <w:tc>
           <w:tcPr>
             <w:tcW w:type="dxa" w:w="2592"/>
-            <w:vAlign w:val="center"/>
+            <w:vAlign w:val="centre"/>
             <w:tcMar>
               <w:top w:w="80" w:type="dxa"/>
               <w:start w:w="80" w:type="dxa"/>
@@ -705,7 +705,7 @@
         <w:tc>
           <w:tcPr>
             <w:tcW w:type="dxa" w:w="2592"/>
-            <w:vAlign w:val="center"/>
+            <w:vAlign w:val="centre"/>
             <w:tcMar>
               <w:top w:w="80" w:type="dxa"/>
               <w:start w:w="80" w:type="dxa"/>
@@ -732,7 +732,7 @@
         <w:tc>
           <w:tcPr>
             <w:tcW w:type="dxa" w:w="2592"/>
-            <w:vAlign w:val="center"/>
+            <w:vAlign w:val="centre"/>
             <w:tcMar>
               <w:top w:w="80" w:type="dxa"/>
               <w:start w:w="80" w:type="dxa"/>
@@ -761,7 +761,7 @@
         <w:tc>
           <w:tcPr>
             <w:tcW w:type="dxa" w:w="2592"/>
-            <w:vAlign w:val="center"/>
+            <w:vAlign w:val="centre"/>
             <w:tcMar>
               <w:top w:w="80" w:type="dxa"/>
               <w:start w:w="80" w:type="dxa"/>
@@ -778,7 +778,7 @@
         <w:tc>
           <w:tcPr>
             <w:tcW w:type="dxa" w:w="2592"/>
-            <w:vAlign w:val="center"/>
+            <w:vAlign w:val="centre"/>
             <w:tcMar>
               <w:top w:w="80" w:type="dxa"/>
               <w:start w:w="80" w:type="dxa"/>
@@ -805,7 +805,7 @@
         <w:tc>
           <w:tcPr>
             <w:tcW w:type="dxa" w:w="2592"/>
-            <w:vAlign w:val="center"/>
+            <w:vAlign w:val="centre"/>
             <w:tcMar>
               <w:top w:w="80" w:type="dxa"/>
               <w:start w:w="80" w:type="dxa"/>
@@ -832,7 +832,7 @@
         <w:tc>
           <w:tcPr>
             <w:tcW w:type="dxa" w:w="2592"/>
-            <w:vAlign w:val="center"/>
+            <w:vAlign w:val="centre"/>
             <w:tcMar>
               <w:top w:w="80" w:type="dxa"/>
               <w:start w:w="80" w:type="dxa"/>
@@ -861,7 +861,7 @@
         <w:tc>
           <w:tcPr>
             <w:tcW w:type="dxa" w:w="2592"/>
-            <w:vAlign w:val="center"/>
+            <w:vAlign w:val="centre"/>
             <w:tcMar>
               <w:top w:w="80" w:type="dxa"/>
               <w:start w:w="80" w:type="dxa"/>
@@ -878,7 +878,7 @@
         <w:tc>
           <w:tcPr>
             <w:tcW w:type="dxa" w:w="2592"/>
-            <w:vAlign w:val="center"/>
+            <w:vAlign w:val="centre"/>
             <w:tcMar>
               <w:top w:w="80" w:type="dxa"/>
               <w:start w:w="80" w:type="dxa"/>
@@ -905,7 +905,7 @@
         <w:tc>
           <w:tcPr>
             <w:tcW w:type="dxa" w:w="2592"/>
-            <w:vAlign w:val="center"/>
+            <w:vAlign w:val="centre"/>
             <w:tcMar>
               <w:top w:w="80" w:type="dxa"/>
               <w:start w:w="80" w:type="dxa"/>
@@ -932,7 +932,7 @@
         <w:tc>
           <w:tcPr>
             <w:tcW w:type="dxa" w:w="2592"/>
-            <w:vAlign w:val="center"/>
+            <w:vAlign w:val="centre"/>
             <w:tcMar>
               <w:top w:w="80" w:type="dxa"/>
               <w:start w:w="80" w:type="dxa"/>
@@ -961,7 +961,7 @@
         <w:tc>
           <w:tcPr>
             <w:tcW w:type="dxa" w:w="2592"/>
-            <w:vAlign w:val="center"/>
+            <w:vAlign w:val="centre"/>
             <w:tcMar>
               <w:top w:w="80" w:type="dxa"/>
               <w:start w:w="80" w:type="dxa"/>
@@ -978,7 +978,7 @@
         <w:tc>
           <w:tcPr>
             <w:tcW w:type="dxa" w:w="2592"/>
-            <w:vAlign w:val="center"/>
+            <w:vAlign w:val="centre"/>
             <w:tcMar>
               <w:top w:w="80" w:type="dxa"/>
               <w:start w:w="80" w:type="dxa"/>
@@ -1005,7 +1005,7 @@
         <w:tc>
           <w:tcPr>
             <w:tcW w:type="dxa" w:w="2592"/>
-            <w:vAlign w:val="center"/>
+            <w:vAlign w:val="centre"/>
             <w:tcMar>
               <w:top w:w="80" w:type="dxa"/>
               <w:start w:w="80" w:type="dxa"/>
@@ -1032,7 +1032,7 @@
         <w:tc>
           <w:tcPr>
             <w:tcW w:type="dxa" w:w="2592"/>
-            <w:vAlign w:val="center"/>
+            <w:vAlign w:val="centre"/>
             <w:tcMar>
               <w:top w:w="80" w:type="dxa"/>
               <w:start w:w="80" w:type="dxa"/>
@@ -1061,7 +1061,7 @@
         <w:tc>
           <w:tcPr>
             <w:tcW w:type="dxa" w:w="2592"/>
-            <w:vAlign w:val="center"/>
+            <w:vAlign w:val="centre"/>
             <w:tcMar>
               <w:top w:w="80" w:type="dxa"/>
               <w:start w:w="80" w:type="dxa"/>
@@ -1078,7 +1078,7 @@
         <w:tc>
           <w:tcPr>
             <w:tcW w:type="dxa" w:w="2592"/>
-            <w:vAlign w:val="center"/>
+            <w:vAlign w:val="centre"/>
             <w:tcMar>
               <w:top w:w="80" w:type="dxa"/>
               <w:start w:w="80" w:type="dxa"/>
@@ -1105,7 +1105,7 @@
         <w:tc>
           <w:tcPr>
             <w:tcW w:type="dxa" w:w="2592"/>
-            <w:vAlign w:val="center"/>
+            <w:vAlign w:val="centre"/>
             <w:tcMar>
               <w:top w:w="80" w:type="dxa"/>
               <w:start w:w="80" w:type="dxa"/>
@@ -1132,7 +1132,7 @@
         <w:tc>
           <w:tcPr>
             <w:tcW w:type="dxa" w:w="2592"/>
-            <w:vAlign w:val="center"/>
+            <w:vAlign w:val="centre"/>
             <w:tcMar>
               <w:top w:w="80" w:type="dxa"/>
               <w:start w:w="80" w:type="dxa"/>
@@ -1308,14 +1308,14 @@
   <w:p>
     <w:pPr>
       <w:pStyle w:val="Footer"/>
-      <w:jc w:val="center"/>
+      <w:jc w:val="centre"/>
     </w:pPr>
     <w:r>
       <w:rPr>
-        <w:color w:val="646464"/>
-        <w:sz w:val="14"/>
-      </w:rPr>
-      <w:t>Copyright © 2026 Author(s) of Artificial Intelligence and Healthcare Economics | V1.0 | CC BY-NC 4.0 content notice</w:t>
+        <w:color w:val="5F5A5B"/>
+        <w:sz w:val="15"/>
+      </w:rPr>
+      <w:t>Muthana Zouri · Carmen Marinela Cumpăt · Grigore T. Popa University of Medicine and Pharmacy Publishing House · 2026</w:t>
     </w:r>
   </w:p>
 </w:ftr>
@@ -1346,7 +1346,25 @@
   <w:p>
     <w:pPr>
       <w:pStyle w:val="Header"/>
-    </w:pPr>
+      <w:jc w:val="centre"/>
+    </w:pPr>
+    <w:r/>
+    <w:r>
+      <w:rPr>
+        <w:rFonts w:ascii="Georgia" w:hAnsi="Georgia"/>
+        <w:b/>
+        <w:color w:val="7B1734"/>
+        <w:sz w:val="17"/>
+      </w:rPr>
+      <w:t>Artificial Intelligence and Healthcare Economics</w:t>
+    </w:r>
+    <w:r>
+      <w:rPr>
+        <w:color w:val="5F5A5B"/>
+        <w:sz w:val="16"/>
+      </w:rPr>
+      <w:t xml:space="preserve"> · Digital Resource Companion · V1.0</w:t>
+    </w:r>
   </w:p>
 </w:hdr>
 </file>
@@ -1748,7 +1766,7 @@
     <w:rsid w:val="00E618BF"/>
     <w:pPr>
       <w:tabs>
-        <w:tab w:val="center" w:pos="4680"/>
+        <w:tab w:val="centre" w:pos="4680"/>
         <w:tab w:val="right" w:pos="9360"/>
       </w:tabs>
       <w:spacing w:after="0" w:line="240" w:lineRule="auto"/>
@@ -1770,7 +1788,7 @@
     <w:rsid w:val="00E618BF"/>
     <w:pPr>
       <w:tabs>
-        <w:tab w:val="center" w:pos="4680"/>
+        <w:tab w:val="centre" w:pos="4680"/>
         <w:tab w:val="right" w:pos="9360"/>
       </w:tabs>
       <w:spacing w:after="0" w:line="240" w:lineRule="auto"/>
